--- a/testakten/erbrecht-volljaehrigenadoption-unternehmer-erfurt/15_adoptionsantrag_beziehungsdarstellung.docx
+++ b/testakten/erbrecht-volljaehrigenadoption-unternehmer-erfurt/15_adoptionsantrag_beziehungsdarstellung.docx
@@ -4,79 +4,260 @@
   <w:body>
     <w:p>
       <w:pPr>
-        <w:spacing w:after="40"/>
+        <w:pStyle w:val="Title"/>
+        <w:keepNext/>
       </w:pPr>
       <w:r>
-        <w:rPr>
-          <w:rFonts w:ascii="Arial" w:hAnsi="Arial"/>
-          <w:b/>
-          <w:color w:val="17365D"/>
-          <w:sz w:val="17"/>
-        </w:rPr>
-        <w:t>FAMILIENGERICHTLICHER ANTRAG</w:t>
+        <w:t>Notarieller Antrag auf Annahme eines Volljährigen</w:t>
+      </w:r>
+    </w:p>
+    <w:tbl>
+      <w:tblPr>
+        <w:tblStyle w:val="TableGrid"/>
+        <w:tblW w:type="auto" w:w="0"/>
+        <w:jc w:val="center"/>
+        <w:tblLayout w:type="autofit"/>
+        <w:tblLook w:firstColumn="1" w:firstRow="1" w:lastColumn="0" w:lastRow="0" w:noHBand="0" w:noVBand="1" w:val="04A0"/>
+      </w:tblPr>
+      <w:tblGrid>
+        <w:gridCol w:w="4872"/>
+        <w:gridCol w:w="4872"/>
+      </w:tblGrid>
+      <w:tr>
+        <w:trPr>
+          <w:tblHeader w:val="true"/>
+        </w:trPr>
+        <w:tc>
+          <w:tcPr>
+            <w:tcW w:type="dxa" w:w="4872"/>
+            <w:shd w:fill="17324D"/>
+            <w:vAlign w:val="center"/>
+            <w:tcMar>
+              <w:top w:w="90" w:type="dxa"/>
+              <w:start w:w="100" w:type="dxa"/>
+              <w:bottom w:w="90" w:type="dxa"/>
+              <w:end w:w="100" w:type="dxa"/>
+            </w:tcMar>
+          </w:tcPr>
+          <w:p>
+            <w:pPr>
+              <w:spacing w:after="30"/>
+            </w:pPr>
+            <w:r>
+              <w:rPr>
+                <w:rFonts w:ascii="Arial" w:hAnsi="Arial"/>
+                <w:b/>
+                <w:color w:val="FFFFFF"/>
+                <w:sz w:val="17"/>
+              </w:rPr>
+              <w:t>Notariat</w:t>
+            </w:r>
+          </w:p>
+        </w:tc>
+        <w:tc>
+          <w:tcPr>
+            <w:tcW w:type="dxa" w:w="4872"/>
+            <w:vAlign w:val="center"/>
+            <w:tcMar>
+              <w:top w:w="90" w:type="dxa"/>
+              <w:start w:w="100" w:type="dxa"/>
+              <w:bottom w:w="90" w:type="dxa"/>
+              <w:end w:w="100" w:type="dxa"/>
+            </w:tcMar>
+            <w:shd w:fill="17324D"/>
+          </w:tcPr>
+          <w:p>
+            <w:pPr>
+              <w:spacing w:after="30"/>
+            </w:pPr>
+            <w:r>
+              <w:rPr>
+                <w:rFonts w:ascii="Arial" w:hAnsi="Arial"/>
+                <w:b/>
+                <w:color w:val="FFFFFF"/>
+                <w:sz w:val="17"/>
+              </w:rPr>
+              <w:t>Dr. Bruno Falkenberg, Regierungsstraße 28, 99084 Erfurt</w:t>
+            </w:r>
+          </w:p>
+        </w:tc>
+      </w:tr>
+      <w:tr>
+        <w:tc>
+          <w:tcPr>
+            <w:tcW w:type="dxa" w:w="4872"/>
+            <w:shd w:fill="EAF1F5"/>
+            <w:vAlign w:val="center"/>
+            <w:tcMar>
+              <w:top w:w="90" w:type="dxa"/>
+              <w:start w:w="100" w:type="dxa"/>
+              <w:bottom w:w="90" w:type="dxa"/>
+              <w:end w:w="100" w:type="dxa"/>
+            </w:tcMar>
+          </w:tcPr>
+          <w:p>
+            <w:pPr>
+              <w:spacing w:after="30"/>
+            </w:pPr>
+            <w:r>
+              <w:rPr>
+                <w:rFonts w:ascii="Arial" w:hAnsi="Arial"/>
+                <w:b/>
+                <w:color w:val="17324D"/>
+                <w:sz w:val="17"/>
+              </w:rPr>
+              <w:t>Urkundenrolle</w:t>
+            </w:r>
+          </w:p>
+        </w:tc>
+        <w:tc>
+          <w:tcPr>
+            <w:tcW w:type="dxa" w:w="4872"/>
+            <w:vAlign w:val="center"/>
+            <w:tcMar>
+              <w:top w:w="90" w:type="dxa"/>
+              <w:start w:w="100" w:type="dxa"/>
+              <w:bottom w:w="90" w:type="dxa"/>
+              <w:end w:w="100" w:type="dxa"/>
+            </w:tcMar>
+          </w:tcPr>
+          <w:p>
+            <w:pPr>
+              <w:spacing w:after="30"/>
+            </w:pPr>
+            <w:r>
+              <w:rPr>
+                <w:rFonts w:ascii="Arial" w:hAnsi="Arial"/>
+                <w:sz w:val="17"/>
+              </w:rPr>
+              <w:t>UR 96/2024</w:t>
+            </w:r>
+          </w:p>
+        </w:tc>
+      </w:tr>
+      <w:tr>
+        <w:tc>
+          <w:tcPr>
+            <w:tcW w:type="dxa" w:w="4872"/>
+            <w:shd w:fill="F2F4F5"/>
+            <w:vAlign w:val="center"/>
+            <w:tcMar>
+              <w:top w:w="90" w:type="dxa"/>
+              <w:start w:w="100" w:type="dxa"/>
+              <w:bottom w:w="90" w:type="dxa"/>
+              <w:end w:w="100" w:type="dxa"/>
+            </w:tcMar>
+          </w:tcPr>
+          <w:p>
+            <w:pPr>
+              <w:spacing w:after="30"/>
+            </w:pPr>
+            <w:r>
+              <w:rPr>
+                <w:rFonts w:ascii="Arial" w:hAnsi="Arial"/>
+                <w:b/>
+                <w:color w:val="17324D"/>
+                <w:sz w:val="17"/>
+              </w:rPr>
+              <w:t>Beurkundung</w:t>
+            </w:r>
+          </w:p>
+        </w:tc>
+        <w:tc>
+          <w:tcPr>
+            <w:tcW w:type="dxa" w:w="4872"/>
+            <w:vAlign w:val="center"/>
+            <w:tcMar>
+              <w:top w:w="90" w:type="dxa"/>
+              <w:start w:w="100" w:type="dxa"/>
+              <w:bottom w:w="90" w:type="dxa"/>
+              <w:end w:w="100" w:type="dxa"/>
+            </w:tcMar>
+            <w:shd w:fill="F2F4F5"/>
+          </w:tcPr>
+          <w:p>
+            <w:pPr>
+              <w:spacing w:after="30"/>
+            </w:pPr>
+            <w:r>
+              <w:rPr>
+                <w:rFonts w:ascii="Arial" w:hAnsi="Arial"/>
+                <w:sz w:val="17"/>
+              </w:rPr>
+              <w:t>15.03.2024, 14:10 bis 15:05 Uhr</w:t>
+            </w:r>
+          </w:p>
+        </w:tc>
+      </w:tr>
+      <w:tr>
+        <w:tc>
+          <w:tcPr>
+            <w:tcW w:type="dxa" w:w="4872"/>
+            <w:shd w:fill="EAF1F5"/>
+            <w:vAlign w:val="center"/>
+            <w:tcMar>
+              <w:top w:w="90" w:type="dxa"/>
+              <w:start w:w="100" w:type="dxa"/>
+              <w:bottom w:w="90" w:type="dxa"/>
+              <w:end w:w="100" w:type="dxa"/>
+            </w:tcMar>
+          </w:tcPr>
+          <w:p>
+            <w:pPr>
+              <w:spacing w:after="30"/>
+            </w:pPr>
+            <w:r>
+              <w:rPr>
+                <w:rFonts w:ascii="Arial" w:hAnsi="Arial"/>
+                <w:b/>
+                <w:color w:val="17324D"/>
+                <w:sz w:val="17"/>
+              </w:rPr>
+              <w:t>Gericht</w:t>
+            </w:r>
+          </w:p>
+        </w:tc>
+        <w:tc>
+          <w:tcPr>
+            <w:tcW w:type="dxa" w:w="4872"/>
+            <w:vAlign w:val="center"/>
+            <w:tcMar>
+              <w:top w:w="90" w:type="dxa"/>
+              <w:start w:w="100" w:type="dxa"/>
+              <w:bottom w:w="90" w:type="dxa"/>
+              <w:end w:w="100" w:type="dxa"/>
+            </w:tcMar>
+          </w:tcPr>
+          <w:p>
+            <w:pPr>
+              <w:spacing w:after="30"/>
+            </w:pPr>
+            <w:r>
+              <w:rPr>
+                <w:rFonts w:ascii="Arial" w:hAnsi="Arial"/>
+                <w:sz w:val="17"/>
+              </w:rPr>
+              <w:t>Amtsgericht Erfurt – Familiengericht</w:t>
+            </w:r>
+          </w:p>
+        </w:tc>
+      </w:tr>
+    </w:tbl>
+    <w:p/>
+    <w:p>
+      <w:pPr>
+        <w:pStyle w:val="Heading1"/>
+      </w:pPr>
+      <w:r>
+        <w:t>1. Antrag</w:t>
       </w:r>
     </w:p>
     <w:p>
       <w:pPr>
-        <w:spacing w:after="40"/>
+        <w:keepLines w:val="0"/>
       </w:pPr>
       <w:r>
-        <w:rPr>
-          <w:rFonts w:ascii="Arial" w:hAnsi="Arial"/>
-          <w:b/>
-          <w:sz w:val="25"/>
-        </w:rPr>
-        <w:t>Rechtsanwälte Dr. Weigand</w:t>
-      </w:r>
-    </w:p>
-    <w:p>
-      <w:pPr>
-        <w:spacing w:after="200"/>
-      </w:pPr>
-      <w:r>
-        <w:rPr>
-          <w:rFonts w:ascii="Arial" w:hAnsi="Arial"/>
-          <w:color w:val="586069"/>
-          <w:sz w:val="17"/>
-        </w:rPr>
-        <w:t>Familien- und Erbrecht | Anger 19 | 99084 Erfurt</w:t>
-      </w:r>
-    </w:p>
-    <w:p>
-      <w:pPr>
-        <w:spacing w:after="160"/>
-      </w:pPr>
-      <w:r>
-        <w:t>Amtsgericht Erfurt - Familiengericht</w:t>
-      </w:r>
-    </w:p>
-    <w:p>
-      <w:pPr>
-        <w:spacing w:after="80"/>
-      </w:pPr>
-      <w:r>
-        <w:rPr>
-          <w:rFonts w:ascii="Arial" w:hAnsi="Arial"/>
-          <w:color w:val="586069"/>
-          <w:sz w:val="18"/>
-        </w:rPr>
-        <w:t>Datum: 15.03.2024  |  Zeichen: 36 F 1874/24</w:t>
-      </w:r>
-    </w:p>
-    <w:p>
-      <w:pPr>
-        <w:pStyle w:val="Title"/>
-      </w:pPr>
-      <w:r>
-        <w:t>Antrag auf Annahme eines Volljährigen</w:t>
-      </w:r>
-    </w:p>
-    <w:p>
-      <w:pPr>
-        <w:jc w:val="both"/>
-      </w:pPr>
-      <w:r>
-        <w:t>Namens und in notariell beglaubigter Form beantragen Ralf Sander und Jonas Mielke, die Annahme von Jonas Mielke als Kind Ralf Sanders auszusprechen. Die Antragsteller erstreben die Annahme mit den gesetzlichen Wirkungen der Volljährigenadoption; eine Annahme mit Wirkungen einer Minderjährigenadoption wird nicht beantragt.</w:t>
+        <w:t>Ralf Sander und Jonas Mielke beantragen, die Annahme von Jonas Mielke als Kind Ralf Sanders auszusprechen. Beantragt werden die gesetzlichen Wirkungen der Volljährigenadoption. Eine Annahme mit den Wirkungen der Minderjährigenadoption wird nicht beantragt.</w:t>
       </w:r>
     </w:p>
     <w:p>
@@ -84,15 +265,15 @@
         <w:pStyle w:val="Heading1"/>
       </w:pPr>
       <w:r>
-        <w:t>1. Persönliche Beziehung</w:t>
+        <w:t>2. Entwicklung der Beziehung</w:t>
       </w:r>
     </w:p>
     <w:p>
       <w:pPr>
-        <w:jc w:val="both"/>
+        <w:keepLines w:val="0"/>
       </w:pPr>
       <w:r>
-        <w:t>Jonas trat 2006 als Auszubildender in die Sander Werkzeugbau GmbH ein. Nach dem Tod seiner Eltern 2012 intensivierte sich die persönliche Beziehung. Ralf unterstützte ihn bei Meisterschule und Wohnungssuche; Jonas begleitete Ralf nach einer Herzoperation und verbrachte Feiertage regelmäßig im Familienkreis. Beide führen seit 2016 eine wechselseitige Vorsorgevollmacht für medizinische Angelegenheiten.</w:t>
+        <w:t>Jonas lernte Ralf 2006 bei einem Schulpraktikum kennen und absolvierte anschließend eine Ausbildung im Unternehmen. Ab 2012 studierte er dual und übernahm zunehmend technische Verantwortung. Nach dem Tod von Jonas' Mutter 2012 unterstützte Ralf ihn bei Wohnung, Studium und beruflicher Entwicklung. Jonas begleitete Ralf nach einer Herzoperation 2018; beide verbrachten seit Jahren Feiertage gemeinsam und erteilten 2016 wechselseitige Vorsorgevollmachten für medizinische Notfälle.</w:t>
       </w:r>
     </w:p>
     <w:p>
@@ -100,15 +281,15 @@
         <w:pStyle w:val="Heading1"/>
       </w:pPr>
       <w:r>
-        <w:t>2. Familienkontakte</w:t>
+        <w:t>3. Familienkontakte</w:t>
       </w:r>
     </w:p>
     <w:p>
       <w:pPr>
-        <w:jc w:val="both"/>
+        <w:keepLines w:val="0"/>
       </w:pPr>
       <w:r>
-        <w:t>Ralf hat die leiblichen Kinder Nele und Peer. Das Verhältnis zu Nele ist wechselhaft, zu Peer seit 2021 stark reduziert. Jonas kennt beide seit Jahren; eine geschwisterähnliche Beziehung besteht nicht. Die Antragsteller verschweigen nicht, dass die Annahme Auswirkungen auf gesetzliche Erb- und Pflichtteilspositionen haben kann.</w:t>
+        <w:t>Ralf hat die leiblichen Kinder Nele und Peer. Das Verhältnis zu Nele ist wechselhaft, zu Peer seit 2021 selten. Jonas hat zu seinem leiblichen Vater Uwe Mielke seit 2009 nur sporadischen Kontakt. Die Antragsteller erklären, eine geschwisterähnliche Beziehung zwischen Jonas, Nele und Peer bestehe nicht.</w:t>
       </w:r>
     </w:p>
     <w:p>
@@ -116,15 +297,15 @@
         <w:pStyle w:val="Heading1"/>
       </w:pPr>
       <w:r>
-        <w:t>3. Wirtschaftliche Gesichtspunkte</w:t>
+        <w:t>4. Wirtschaftliche Umstände</w:t>
       </w:r>
     </w:p>
     <w:p>
       <w:pPr>
-        <w:jc w:val="both"/>
+        <w:keepLines w:val="0"/>
       </w:pPr>
       <w:r>
-        <w:t>Jonas ist Prokurist, aber nicht Gesellschafter. Eine Übertragung von Geschäftsanteilen ist nicht Gegenstand des Adoptionsverfahrens. Ralf beabsichtigt eine gesonderte testamentarische Unternehmensnachfolge. Die Annahme soll nach Darstellung der Antragsteller eine tatsächlich gewachsene Eltern-Kind-Beziehung rechtlich abbilden und nicht bloß Steuern oder Pflichtteile beeinflussen.</w:t>
+        <w:t>Jonas ist seit 2019 Prokurist, seit 2023 Geschäftsführer und aufgrund Kaufvertrags vom 20.03.2023 mit 14 Prozent beteiligt. Die Antragsteller verschweigen nicht, dass Adoption, gesetzliche Erbfolge und Pflichtteile Berührungspunkte haben. Die Übertragung weiterer Geschäftsanteile ist nicht Gegenstand dieses Antrags und bedarf gesonderter Regelung.</w:t>
       </w:r>
     </w:p>
     <w:p>
@@ -132,30 +313,410 @@
         <w:pStyle w:val="Heading1"/>
       </w:pPr>
       <w:r>
-        <w:t>4. Beweismittel</w:t>
+        <w:t>5. Anlagen</w:t>
+      </w:r>
+    </w:p>
+    <w:tbl>
+      <w:tblPr>
+        <w:tblStyle w:val="TableGrid"/>
+        <w:tblW w:type="auto" w:w="0"/>
+        <w:jc w:val="center"/>
+        <w:tblLayout w:type="autofit"/>
+        <w:tblLook w:firstColumn="1" w:firstRow="1" w:lastColumn="0" w:lastRow="0" w:noHBand="0" w:noVBand="1" w:val="04A0"/>
+      </w:tblPr>
+      <w:tblGrid>
+        <w:gridCol w:w="4872"/>
+        <w:gridCol w:w="4872"/>
+      </w:tblGrid>
+      <w:tr>
+        <w:trPr>
+          <w:tblHeader w:val="true"/>
+        </w:trPr>
+        <w:tc>
+          <w:tcPr>
+            <w:tcW w:type="dxa" w:w="4872"/>
+            <w:vAlign w:val="center"/>
+            <w:tcMar>
+              <w:top w:w="90" w:type="dxa"/>
+              <w:start w:w="100" w:type="dxa"/>
+              <w:bottom w:w="90" w:type="dxa"/>
+              <w:end w:w="100" w:type="dxa"/>
+            </w:tcMar>
+            <w:shd w:fill="17324D"/>
+          </w:tcPr>
+          <w:p>
+            <w:pPr>
+              <w:spacing w:after="30"/>
+            </w:pPr>
+            <w:r>
+              <w:rPr>
+                <w:rFonts w:ascii="Arial" w:hAnsi="Arial"/>
+                <w:b/>
+                <w:color w:val="FFFFFF"/>
+                <w:sz w:val="17"/>
+              </w:rPr>
+              <w:t>Anlage</w:t>
+            </w:r>
+          </w:p>
+        </w:tc>
+        <w:tc>
+          <w:tcPr>
+            <w:tcW w:type="dxa" w:w="4872"/>
+            <w:vAlign w:val="center"/>
+            <w:tcMar>
+              <w:top w:w="90" w:type="dxa"/>
+              <w:start w:w="100" w:type="dxa"/>
+              <w:bottom w:w="90" w:type="dxa"/>
+              <w:end w:w="100" w:type="dxa"/>
+            </w:tcMar>
+            <w:shd w:fill="17324D"/>
+          </w:tcPr>
+          <w:p>
+            <w:pPr>
+              <w:spacing w:after="30"/>
+            </w:pPr>
+            <w:r>
+              <w:rPr>
+                <w:rFonts w:ascii="Arial" w:hAnsi="Arial"/>
+                <w:b/>
+                <w:color w:val="FFFFFF"/>
+                <w:sz w:val="17"/>
+              </w:rPr>
+              <w:t>Unterlage</w:t>
+            </w:r>
+          </w:p>
+        </w:tc>
+      </w:tr>
+      <w:tr>
+        <w:tc>
+          <w:tcPr>
+            <w:tcW w:type="dxa" w:w="4872"/>
+            <w:vAlign w:val="center"/>
+            <w:tcMar>
+              <w:top w:w="90" w:type="dxa"/>
+              <w:start w:w="100" w:type="dxa"/>
+              <w:bottom w:w="90" w:type="dxa"/>
+              <w:end w:w="100" w:type="dxa"/>
+            </w:tcMar>
+          </w:tcPr>
+          <w:p>
+            <w:pPr>
+              <w:spacing w:after="30"/>
+            </w:pPr>
+            <w:r>
+              <w:rPr>
+                <w:rFonts w:ascii="Arial" w:hAnsi="Arial"/>
+                <w:sz w:val="17"/>
+              </w:rPr>
+              <w:t>A 1</w:t>
+            </w:r>
+          </w:p>
+        </w:tc>
+        <w:tc>
+          <w:tcPr>
+            <w:tcW w:type="dxa" w:w="4872"/>
+            <w:vAlign w:val="center"/>
+            <w:tcMar>
+              <w:top w:w="90" w:type="dxa"/>
+              <w:start w:w="100" w:type="dxa"/>
+              <w:bottom w:w="90" w:type="dxa"/>
+              <w:end w:w="100" w:type="dxa"/>
+            </w:tcMar>
+          </w:tcPr>
+          <w:p>
+            <w:pPr>
+              <w:spacing w:after="30"/>
+            </w:pPr>
+            <w:r>
+              <w:rPr>
+                <w:rFonts w:ascii="Arial" w:hAnsi="Arial"/>
+                <w:sz w:val="17"/>
+              </w:rPr>
+              <w:t>Geburtsurkunde Ralf Sander</w:t>
+            </w:r>
+          </w:p>
+        </w:tc>
+      </w:tr>
+      <w:tr>
+        <w:tc>
+          <w:tcPr>
+            <w:tcW w:type="dxa" w:w="4872"/>
+            <w:vAlign w:val="center"/>
+            <w:tcMar>
+              <w:top w:w="90" w:type="dxa"/>
+              <w:start w:w="100" w:type="dxa"/>
+              <w:bottom w:w="90" w:type="dxa"/>
+              <w:end w:w="100" w:type="dxa"/>
+            </w:tcMar>
+            <w:shd w:fill="F2F4F5"/>
+          </w:tcPr>
+          <w:p>
+            <w:pPr>
+              <w:spacing w:after="30"/>
+            </w:pPr>
+            <w:r>
+              <w:rPr>
+                <w:rFonts w:ascii="Arial" w:hAnsi="Arial"/>
+                <w:sz w:val="17"/>
+              </w:rPr>
+              <w:t>A 2</w:t>
+            </w:r>
+          </w:p>
+        </w:tc>
+        <w:tc>
+          <w:tcPr>
+            <w:tcW w:type="dxa" w:w="4872"/>
+            <w:vAlign w:val="center"/>
+            <w:tcMar>
+              <w:top w:w="90" w:type="dxa"/>
+              <w:start w:w="100" w:type="dxa"/>
+              <w:bottom w:w="90" w:type="dxa"/>
+              <w:end w:w="100" w:type="dxa"/>
+            </w:tcMar>
+            <w:shd w:fill="F2F4F5"/>
+          </w:tcPr>
+          <w:p>
+            <w:pPr>
+              <w:spacing w:after="30"/>
+            </w:pPr>
+            <w:r>
+              <w:rPr>
+                <w:rFonts w:ascii="Arial" w:hAnsi="Arial"/>
+                <w:sz w:val="17"/>
+              </w:rPr>
+              <w:t>Geburtsurkunde Jonas Mielke</w:t>
+            </w:r>
+          </w:p>
+        </w:tc>
+      </w:tr>
+      <w:tr>
+        <w:tc>
+          <w:tcPr>
+            <w:tcW w:type="dxa" w:w="4872"/>
+            <w:vAlign w:val="center"/>
+            <w:tcMar>
+              <w:top w:w="90" w:type="dxa"/>
+              <w:start w:w="100" w:type="dxa"/>
+              <w:bottom w:w="90" w:type="dxa"/>
+              <w:end w:w="100" w:type="dxa"/>
+            </w:tcMar>
+          </w:tcPr>
+          <w:p>
+            <w:pPr>
+              <w:spacing w:after="30"/>
+            </w:pPr>
+            <w:r>
+              <w:rPr>
+                <w:rFonts w:ascii="Arial" w:hAnsi="Arial"/>
+                <w:sz w:val="17"/>
+              </w:rPr>
+              <w:t>A 3</w:t>
+            </w:r>
+          </w:p>
+        </w:tc>
+        <w:tc>
+          <w:tcPr>
+            <w:tcW w:type="dxa" w:w="4872"/>
+            <w:vAlign w:val="center"/>
+            <w:tcMar>
+              <w:top w:w="90" w:type="dxa"/>
+              <w:start w:w="100" w:type="dxa"/>
+              <w:bottom w:w="90" w:type="dxa"/>
+              <w:end w:w="100" w:type="dxa"/>
+            </w:tcMar>
+          </w:tcPr>
+          <w:p>
+            <w:pPr>
+              <w:spacing w:after="30"/>
+            </w:pPr>
+            <w:r>
+              <w:rPr>
+                <w:rFonts w:ascii="Arial" w:hAnsi="Arial"/>
+                <w:sz w:val="17"/>
+              </w:rPr>
+              <w:t>Vorsorgevollmachten 2016</w:t>
+            </w:r>
+          </w:p>
+        </w:tc>
+      </w:tr>
+      <w:tr>
+        <w:tc>
+          <w:tcPr>
+            <w:tcW w:type="dxa" w:w="4872"/>
+            <w:vAlign w:val="center"/>
+            <w:tcMar>
+              <w:top w:w="90" w:type="dxa"/>
+              <w:start w:w="100" w:type="dxa"/>
+              <w:bottom w:w="90" w:type="dxa"/>
+              <w:end w:w="100" w:type="dxa"/>
+            </w:tcMar>
+            <w:shd w:fill="F2F4F5"/>
+          </w:tcPr>
+          <w:p>
+            <w:pPr>
+              <w:spacing w:after="30"/>
+            </w:pPr>
+            <w:r>
+              <w:rPr>
+                <w:rFonts w:ascii="Arial" w:hAnsi="Arial"/>
+                <w:sz w:val="17"/>
+              </w:rPr>
+              <w:t>A 4</w:t>
+            </w:r>
+          </w:p>
+        </w:tc>
+        <w:tc>
+          <w:tcPr>
+            <w:tcW w:type="dxa" w:w="4872"/>
+            <w:vAlign w:val="center"/>
+            <w:tcMar>
+              <w:top w:w="90" w:type="dxa"/>
+              <w:start w:w="100" w:type="dxa"/>
+              <w:bottom w:w="90" w:type="dxa"/>
+              <w:end w:w="100" w:type="dxa"/>
+            </w:tcMar>
+            <w:shd w:fill="F2F4F5"/>
+          </w:tcPr>
+          <w:p>
+            <w:pPr>
+              <w:spacing w:after="30"/>
+            </w:pPr>
+            <w:r>
+              <w:rPr>
+                <w:rFonts w:ascii="Arial" w:hAnsi="Arial"/>
+                <w:sz w:val="17"/>
+              </w:rPr>
+              <w:t>Schriftwechsel und Fotografien 2012 bis 2023</w:t>
+            </w:r>
+          </w:p>
+        </w:tc>
+      </w:tr>
+      <w:tr>
+        <w:tc>
+          <w:tcPr>
+            <w:tcW w:type="dxa" w:w="4872"/>
+            <w:vAlign w:val="center"/>
+            <w:tcMar>
+              <w:top w:w="90" w:type="dxa"/>
+              <w:start w:w="100" w:type="dxa"/>
+              <w:bottom w:w="90" w:type="dxa"/>
+              <w:end w:w="100" w:type="dxa"/>
+            </w:tcMar>
+          </w:tcPr>
+          <w:p>
+            <w:pPr>
+              <w:spacing w:after="30"/>
+            </w:pPr>
+            <w:r>
+              <w:rPr>
+                <w:rFonts w:ascii="Arial" w:hAnsi="Arial"/>
+                <w:sz w:val="17"/>
+              </w:rPr>
+              <w:t>A 5</w:t>
+            </w:r>
+          </w:p>
+        </w:tc>
+        <w:tc>
+          <w:tcPr>
+            <w:tcW w:type="dxa" w:w="4872"/>
+            <w:vAlign w:val="center"/>
+            <w:tcMar>
+              <w:top w:w="90" w:type="dxa"/>
+              <w:start w:w="100" w:type="dxa"/>
+              <w:bottom w:w="90" w:type="dxa"/>
+              <w:end w:w="100" w:type="dxa"/>
+            </w:tcMar>
+          </w:tcPr>
+          <w:p>
+            <w:pPr>
+              <w:spacing w:after="30"/>
+            </w:pPr>
+            <w:r>
+              <w:rPr>
+                <w:rFonts w:ascii="Arial" w:hAnsi="Arial"/>
+                <w:sz w:val="17"/>
+              </w:rPr>
+              <w:t>Stellungnahmen Marianne Kluge und Horst Becker</w:t>
+            </w:r>
+          </w:p>
+        </w:tc>
+      </w:tr>
+      <w:tr>
+        <w:tc>
+          <w:tcPr>
+            <w:tcW w:type="dxa" w:w="4872"/>
+            <w:vAlign w:val="center"/>
+            <w:tcMar>
+              <w:top w:w="90" w:type="dxa"/>
+              <w:start w:w="100" w:type="dxa"/>
+              <w:bottom w:w="90" w:type="dxa"/>
+              <w:end w:w="100" w:type="dxa"/>
+            </w:tcMar>
+            <w:shd w:fill="F2F4F5"/>
+          </w:tcPr>
+          <w:p>
+            <w:pPr>
+              <w:spacing w:after="30"/>
+            </w:pPr>
+            <w:r>
+              <w:rPr>
+                <w:rFonts w:ascii="Arial" w:hAnsi="Arial"/>
+                <w:sz w:val="17"/>
+              </w:rPr>
+              <w:t>A 6</w:t>
+            </w:r>
+          </w:p>
+        </w:tc>
+        <w:tc>
+          <w:tcPr>
+            <w:tcW w:type="dxa" w:w="4872"/>
+            <w:vAlign w:val="center"/>
+            <w:tcMar>
+              <w:top w:w="90" w:type="dxa"/>
+              <w:start w:w="100" w:type="dxa"/>
+              <w:bottom w:w="90" w:type="dxa"/>
+              <w:end w:w="100" w:type="dxa"/>
+            </w:tcMar>
+            <w:shd w:fill="F2F4F5"/>
+          </w:tcPr>
+          <w:p>
+            <w:pPr>
+              <w:spacing w:after="30"/>
+            </w:pPr>
+            <w:r>
+              <w:rPr>
+                <w:rFonts w:ascii="Arial" w:hAnsi="Arial"/>
+                <w:sz w:val="17"/>
+              </w:rPr>
+              <w:t>Kaufvertrag Geschäftsanteil 20.03.2023</w:t>
+            </w:r>
+          </w:p>
+        </w:tc>
+      </w:tr>
+    </w:tbl>
+    <w:p>
+      <w:pPr>
+        <w:pStyle w:val="Heading1"/>
+      </w:pPr>
+      <w:r>
+        <w:t>6. Unterschriften</w:t>
       </w:r>
     </w:p>
     <w:p>
       <w:pPr>
-        <w:jc w:val="both"/>
+        <w:keepLines w:val="0"/>
       </w:pPr>
       <w:r>
-        <w:t>Vorgelegt werden persönliche Schreiben 2012 bis 2023, Vollmachten, gemeinsame Reise- und Feiertagsnachweise, Stellungnahmen zweier langjähriger Bekannter sowie die Geburtsurkunden. Die leiblichen Kinder und der Ehegatte des Anzunehmenden sollen angehört werden.</w:t>
-      </w:r>
-    </w:p>
-    <w:p>
-      <w:pPr>
-        <w:jc w:val="both"/>
-      </w:pPr>
-      <w:r>
-        <w:t>Dr. Annette Weigand Rechtsanwältin</w:t>
+        <w:t>Vorgelesen, genehmigt und eigenhändig unterschrieben.</w:t>
+        <w:br/>
+        <w:t>Ralf Sander | Jonas Mielke | Dr. Bruno Falkenberg, Notar</w:t>
       </w:r>
     </w:p>
     <w:sectPr>
       <w:headerReference w:type="default" r:id="rId9"/>
       <w:footerReference w:type="default" r:id="rId10"/>
-      <w:pgSz w:w="11906" w:h="16838"/>
-      <w:pgMar w:top="1020" w:right="1134" w:bottom="1020" w:left="1417" w:header="454" w:footer="454" w:gutter="0"/>
+      <w:pgSz w:w="12240" w:h="15840"/>
+      <w:pgMar w:top="1162" w:right="1219" w:bottom="1162" w:left="1276" w:header="397" w:footer="397" w:gutter="0"/>
       <w:cols w:space="720"/>
       <w:docGrid w:linePitch="360"/>
     </w:sectPr>
@@ -167,23 +728,34 @@
 <w:ftr xmlns:m="http://schemas.openxmlformats.org/officeDocument/2006/math" xmlns:mc="http://schemas.openxmlformats.org/markup-compatibility/2006" xmlns:mo="http://schemas.microsoft.com/office/mac/office/2008/main" xmlns:mv="urn:schemas-microsoft-com:mac:vml" xmlns:o="urn:schemas-microsoft-com:office:office" xmlns:r="http://schemas.openxmlformats.org/officeDocument/2006/relationships" xmlns:v="urn:schemas-microsoft-com:vml" xmlns:w10="urn:schemas-microsoft-com:office:word" xmlns:w14="http://schemas.microsoft.com/office/word/2010/wordml" xmlns:w="http://schemas.openxmlformats.org/wordprocessingml/2006/main" xmlns:wne="http://schemas.microsoft.com/office/word/2006/wordml" xmlns:wp14="http://schemas.microsoft.com/office/word/2010/wordprocessingDrawing" xmlns:wp="http://schemas.openxmlformats.org/drawingml/2006/wordprocessingDrawing" xmlns:wpc="http://schemas.microsoft.com/office/word/2010/wordprocessingCanvas" xmlns:wpg="http://schemas.microsoft.com/office/word/2010/wordprocessingGroup" xmlns:wpi="http://schemas.microsoft.com/office/word/2010/wordprocessingInk" xmlns:wps="http://schemas.microsoft.com/office/word/2010/wordprocessingShape" mc:Ignorable="w14 wp14">
   <w:p>
     <w:pPr>
-      <w:pStyle w:val="Footer"/>
-      <w:spacing w:before="0"/>
-      <w:jc w:val="right"/>
+      <w:spacing w:before="60"/>
+      <w:jc w:val="center"/>
     </w:pPr>
     <w:r>
       <w:rPr>
         <w:rFonts w:ascii="Arial" w:hAnsi="Arial"/>
-        <w:color w:val="586069"/>
-        <w:sz w:val="16"/>
+        <w:color w:val="6B7378"/>
+        <w:sz w:val="12"/>
+      </w:rPr>
+      <w:t>Regierungsstraße 28 | 99084 Erfurt | Telefon 0361 601840 | UR 96/2024</w:t>
+    </w:r>
+  </w:p>
+  <w:p>
+    <w:pPr>
+      <w:spacing w:after="0"/>
+      <w:jc w:val="center"/>
+    </w:pPr>
+    <w:r>
+      <w:rPr>
+        <w:color w:val="6B7378"/>
+        <w:sz w:val="14"/>
       </w:rPr>
       <w:t xml:space="preserve">Seite </w:t>
     </w:r>
     <w:r>
       <w:rPr>
-        <w:rFonts w:ascii="Arial" w:hAnsi="Arial"/>
-        <w:color w:val="586069"/>
-        <w:sz w:val="16"/>
+        <w:color w:val="6B7378"/>
+        <w:sz w:val="14"/>
       </w:rPr>
       <w:fldChar w:fldCharType="begin"/>
       <w:instrText xml:space="preserve"> PAGE </w:instrText>
@@ -197,19 +769,87 @@
 <w:hdr xmlns:m="http://schemas.openxmlformats.org/officeDocument/2006/math" xmlns:mc="http://schemas.openxmlformats.org/markup-compatibility/2006" xmlns:mo="http://schemas.microsoft.com/office/mac/office/2008/main" xmlns:mv="urn:schemas-microsoft-com:mac:vml" xmlns:o="urn:schemas-microsoft-com:office:office" xmlns:r="http://schemas.openxmlformats.org/officeDocument/2006/relationships" xmlns:v="urn:schemas-microsoft-com:vml" xmlns:w10="urn:schemas-microsoft-com:office:word" xmlns:w14="http://schemas.microsoft.com/office/word/2010/wordml" xmlns:w="http://schemas.openxmlformats.org/wordprocessingml/2006/main" xmlns:wne="http://schemas.microsoft.com/office/word/2006/wordml" xmlns:wp14="http://schemas.microsoft.com/office/word/2010/wordprocessingDrawing" xmlns:wp="http://schemas.openxmlformats.org/drawingml/2006/wordprocessingDrawing" xmlns:wpc="http://schemas.microsoft.com/office/word/2010/wordprocessingCanvas" xmlns:wpg="http://schemas.microsoft.com/office/word/2010/wordprocessingGroup" xmlns:wpi="http://schemas.microsoft.com/office/word/2010/wordprocessingInk" xmlns:wps="http://schemas.microsoft.com/office/word/2010/wordprocessingShape" mc:Ignorable="w14 wp14">
   <w:p>
     <w:pPr>
-      <w:pStyle w:val="Header"/>
-      <w:spacing w:after="0"/>
-      <w:jc w:val="right"/>
-    </w:pPr>
-    <w:r>
-      <w:rPr>
-        <w:rFonts w:ascii="Arial" w:hAnsi="Arial"/>
-        <w:color w:val="586069"/>
-        <w:sz w:val="16"/>
-      </w:rPr>
-      <w:t>Rechtsanwälte Dr. Weigand  |  36 F 1874/24</w:t>
-    </w:r>
+      <w:pBdr>
+        <w:bottom w:val="single" w:sz="10" w:space="4" w:color="2F6684"/>
+      </w:pBdr>
+    </w:pPr>
   </w:p>
+  <w:tbl>
+    <w:tblPr>
+      <w:tblW w:type="auto" w:w="0"/>
+      <w:jc w:val="center"/>
+      <w:tblLook w:firstColumn="1" w:firstRow="1" w:lastColumn="0" w:lastRow="0" w:noHBand="0" w:noVBand="1" w:val="04A0"/>
+    </w:tblPr>
+    <w:tblGrid>
+      <w:gridCol w:w="6066"/>
+      <w:gridCol w:w="3345"/>
+    </w:tblGrid>
+    <w:tr>
+      <w:tc>
+        <w:tcPr>
+          <w:tcW w:type="dxa" w:w="4706"/>
+        </w:tcPr>
+        <w:p>
+          <w:pPr>
+            <w:spacing w:after="20"/>
+          </w:pPr>
+          <w:r>
+            <w:rPr>
+              <w:rFonts w:ascii="Arial" w:hAnsi="Arial"/>
+              <w:b/>
+              <w:color w:val="17324D"/>
+              <w:sz w:val="21"/>
+            </w:rPr>
+            <w:t>Notariat Dr. Bruno Falkenberg</w:t>
+          </w:r>
+        </w:p>
+        <w:p>
+          <w:pPr>
+            <w:spacing w:after="0"/>
+          </w:pPr>
+          <w:r>
+            <w:rPr>
+              <w:color w:val="6B7378"/>
+              <w:sz w:val="15"/>
+            </w:rPr>
+            <w:t>Regierungsstraße 28 | 99084 Erfurt | Telefon 0361 601840 | UR 96/2024</w:t>
+          </w:r>
+        </w:p>
+      </w:tc>
+      <w:tc>
+        <w:tcPr>
+          <w:tcW w:type="dxa" w:w="4706"/>
+        </w:tcPr>
+        <w:p>
+          <w:pPr>
+            <w:spacing w:after="20"/>
+            <w:jc w:val="right"/>
+          </w:pPr>
+          <w:r>
+            <w:rPr>
+              <w:b/>
+              <w:color w:val="17324D"/>
+              <w:sz w:val="18"/>
+            </w:rPr>
+            <w:t>Nachlass Sander</w:t>
+          </w:r>
+        </w:p>
+        <w:p>
+          <w:pPr>
+            <w:spacing w:after="0"/>
+            <w:jc w:val="right"/>
+          </w:pPr>
+          <w:r>
+            <w:rPr>
+              <w:color w:val="6B7378"/>
+              <w:sz w:val="15"/>
+            </w:rPr>
+            <w:t>Aktenzeichen 118/26 W02</w:t>
+          </w:r>
+        </w:p>
+      </w:tc>
+    </w:tr>
+  </w:tbl>
 </w:hdr>
 </file>
 
@@ -577,11 +1217,10 @@
     <w:qFormat/>
     <w:rsid w:val="00FC693F"/>
     <w:pPr>
-      <w:widowControl/>
-      <w:spacing w:before="0" w:after="120" w:line="276" w:lineRule="auto"/>
+      <w:spacing w:after="100" w:line="269" w:lineRule="auto"/>
     </w:pPr>
     <w:rPr>
-      <w:rFonts w:ascii="Arial" w:hAnsi="Arial"/>
+      <w:rFonts w:ascii="Arial" w:hAnsi="Arial" w:eastAsia="Arial"/>
       <w:sz w:val="21"/>
     </w:rPr>
   </w:style>
@@ -640,15 +1279,15 @@
     <w:pPr>
       <w:keepNext/>
       <w:keepLines/>
-      <w:spacing w:before="240" w:after="120"/>
+      <w:spacing w:before="240" w:after="100"/>
       <w:outlineLvl w:val="0"/>
     </w:pPr>
     <w:rPr>
-      <w:rFonts w:asciiTheme="majorHAnsi" w:eastAsiaTheme="majorEastAsia" w:hAnsiTheme="majorHAnsi" w:cstheme="majorBidi" w:ascii="Arial" w:hAnsi="Arial"/>
+      <w:rFonts w:asciiTheme="majorHAnsi" w:eastAsiaTheme="majorEastAsia" w:hAnsiTheme="majorHAnsi" w:cstheme="majorBidi" w:ascii="Arial" w:hAnsi="Arial" w:eastAsia="Arial"/>
       <w:b/>
       <w:bCs/>
-      <w:color w:val="17365D"/>
-      <w:sz w:val="25"/>
+      <w:color w:val="17324D"/>
+      <w:sz w:val="26"/>
       <w:szCs w:val="28"/>
     </w:rPr>
   </w:style>
@@ -664,14 +1303,14 @@
     <w:pPr>
       <w:keepNext/>
       <w:keepLines/>
-      <w:spacing w:before="200" w:after="100"/>
+      <w:spacing w:before="180" w:after="80"/>
       <w:outlineLvl w:val="1"/>
     </w:pPr>
     <w:rPr>
-      <w:rFonts w:asciiTheme="majorHAnsi" w:eastAsiaTheme="majorEastAsia" w:hAnsiTheme="majorHAnsi" w:cstheme="majorBidi" w:ascii="Arial" w:hAnsi="Arial"/>
+      <w:rFonts w:asciiTheme="majorHAnsi" w:eastAsiaTheme="majorEastAsia" w:hAnsiTheme="majorHAnsi" w:cstheme="majorBidi" w:ascii="Arial" w:hAnsi="Arial" w:eastAsia="Arial"/>
       <w:b/>
       <w:bCs/>
-      <w:color w:val="17365D"/>
+      <w:color w:val="2F6684"/>
       <w:sz w:val="23"/>
       <w:szCs w:val="26"/>
     </w:rPr>
@@ -688,14 +1327,14 @@
     <w:pPr>
       <w:keepNext/>
       <w:keepLines/>
-      <w:spacing w:before="160" w:after="80"/>
+      <w:spacing w:before="140" w:after="60"/>
       <w:outlineLvl w:val="2"/>
     </w:pPr>
     <w:rPr>
-      <w:rFonts w:asciiTheme="majorHAnsi" w:eastAsiaTheme="majorEastAsia" w:hAnsiTheme="majorHAnsi" w:cstheme="majorBidi" w:ascii="Arial" w:hAnsi="Arial"/>
+      <w:rFonts w:asciiTheme="majorHAnsi" w:eastAsiaTheme="majorEastAsia" w:hAnsiTheme="majorHAnsi" w:cstheme="majorBidi" w:ascii="Arial" w:hAnsi="Arial" w:eastAsia="Arial"/>
       <w:b/>
       <w:bCs/>
-      <w:color w:val="17365D"/>
+      <w:color w:val="17324D"/>
       <w:sz w:val="21"/>
     </w:rPr>
   </w:style>
@@ -927,19 +1566,20 @@
     <w:qFormat/>
     <w:rsid w:val="00FC693F"/>
     <w:pPr>
+      <w:keepNext/>
       <w:pBdr>
         <w:bottom w:val="single" w:sz="8" w:space="4" w:color="4F81BD" w:themeColor="accent1"/>
       </w:pBdr>
-      <w:spacing w:after="200" w:line="240" w:lineRule="auto" w:before="160"/>
+      <w:spacing w:after="200" w:line="240" w:lineRule="auto" w:before="0"/>
       <w:contextualSpacing/>
     </w:pPr>
     <w:rPr>
-      <w:rFonts w:asciiTheme="majorHAnsi" w:eastAsiaTheme="majorEastAsia" w:hAnsiTheme="majorHAnsi" w:cstheme="majorBidi" w:ascii="Arial" w:hAnsi="Arial"/>
+      <w:rFonts w:asciiTheme="majorHAnsi" w:eastAsiaTheme="majorEastAsia" w:hAnsiTheme="majorHAnsi" w:cstheme="majorBidi" w:ascii="Arial" w:hAnsi="Arial" w:eastAsia="Arial"/>
       <w:b/>
-      <w:color w:val="17365D"/>
+      <w:color w:val="17324D"/>
       <w:spacing w:val="5"/>
       <w:kern w:val="28"/>
-      <w:sz w:val="30"/>
+      <w:sz w:val="34"/>
       <w:szCs w:val="52"/>
     </w:rPr>
   </w:style>

--- a/testakten/erbrecht-volljaehrigenadoption-unternehmer-erfurt/15_adoptionsantrag_beziehungsdarstellung.docx
+++ b/testakten/erbrecht-volljaehrigenadoption-unternehmer-erfurt/15_adoptionsantrag_beziehungsdarstellung.docx
@@ -715,7 +715,7 @@
     <w:sectPr>
       <w:headerReference w:type="default" r:id="rId9"/>
       <w:footerReference w:type="default" r:id="rId10"/>
-      <w:pgSz w:w="12240" w:h="15840"/>
+      <w:pgSz w:w="11906" w:h="16838"/>
       <w:pgMar w:top="1162" w:right="1219" w:bottom="1162" w:left="1276" w:header="397" w:footer="397" w:gutter="0"/>
       <w:cols w:space="720"/>
       <w:docGrid w:linePitch="360"/>
